--- a/example_articles/states/Oklahoma/3.states_Oklahoma_New_York_Times.docx
+++ b/example_articles/states/Oklahoma/3.states_Oklahoma_New_York_Times.docx
@@ -7,7 +7,7 @@
         <w:pStyle w:val="Heading1"/>
       </w:pPr>
       <w:r>
-        <w:t>Across a Span of Realism in London Theater</w:t>
+        <w:t>A City's Once-Lowly Bungalows Rise to Beloved Status</w:t>
       </w:r>
     </w:p>
     <w:p>
@@ -17,22 +17,22 @@
     </w:p>
     <w:p>
       <w:r>
-        <w:t>Date: 2013-10-30</w:t>
+        <w:t>Date: 2005-04-30</w:t>
       </w:r>
     </w:p>
     <w:p>
       <w:r>
-        <w:t>Section: Section ; Column 0; The Arts/Cultural Desk; Pg. ; THEATER REVIEW</w:t>
+        <w:t>Section: Section A; Column 1; National Desk; Pg. 11; Chicago Journal</w:t>
       </w:r>
     </w:p>
     <w:p>
       <w:r>
-        <w:t>Source File: NYT/32.DOCX</w:t>
+        <w:t>Source File: NYT/39.DOCX</w:t>
       </w:r>
     </w:p>
     <w:p>
       <w:r>
-        <w:t>Raw locations result: ['Oklahoma']</w:t>
+        <w:t>Raw locations result: ['Mexico (Zacatecas state)', 'United States (California, Illinois, Texas, Arizona, Oklahoma, Colorado)']</w:t>
       </w:r>
     </w:p>
     <w:p>
@@ -49,48 +49,59 @@
     </w:p>
     <w:p>
       <w:r>
-        <w:t>LONDON -- How much realism can a production bear? One possible answer is offered in the director James Macdonald's version of ''Roots,'' the 1959 Arnold Wesker play that is being revived at the Donmar Warehouse through Nov. 30.</w:t>
+        <w:t>This city's brand of bungalow, common and sturdy and squat, long seemed to reflect its typical owners -- practical and down-to-earth, never showy in the least. After all, Chicago's so-called bungalow belt was the broad crescent of affordable neighborhoods along the city's outer edges, political code for a swath once depended on at election time for its bloc of mostly working-class families.</w:t>
         <w:br/>
-        <w:t>In the course of nearly three hours across as many acts, characters peel potatoes, carefully tidy their surroundings and, in one instance, take a bath. But even as the quotidian detail of daily life is making itself felt, change is on the horizon, not least for the 22-year-old Beatie Bryant (Jessica Raine), who has ambitions for herself beyond her humble upbringing.</w:t>
+        <w:t xml:space="preserve"> But almost a century after the bungalow began popping up on block after block, eventually accounting for 80,000 of this city's homes, this simple stock of small, brick, one-and-a-half story homes with modestly pitched roofs is suddenly receiving revered treatment usually reserved for Chicago's fancier, grander architectural styles, its best-known architects, its beloved skyline.</w:t>
         <w:br/>
-        <w:t>Mr. Macdonald takes his own deliberate time building to the crux of Mr. Wesker's argument, which manages both to applaud Beatie's self-empowerment while making plain her youthful naïveté. Drawn to the worlds of London and language and politics, she has little patience for her working-class roots, not to mention a querulous mother (the superb Linda Bassett, all beady intensity), whose main excitement in her rural Norfolk life consists of reporting on the local bus schedules.</w:t>
+        <w:t xml:space="preserve"> ''Bungalows are as hot as can be now,'' said Bob Shaeffer, a 47-year-old florist who bought his own four years ago. ''The bungalow is almost becoming a collectible around here.''</w:t>
         <w:br/>
-        <w:t>And yet, one step forward for Beatie risks constituting twice as many back, as is revealed in a thrillingly layered final scene that finds Beatie pouring forth her beliefs in a newly impassioned voice. No one on stage appears to be listening, but Mr. Wesker doesn't mind. His audience is and that's what counts in a play that acts as a rallying cry for a generation by the time the lights fade on a shining-faced (if dubiously accented) Ms. Raine.</w:t>
+        <w:t xml:space="preserve"> Homeowners may now send photographs of their bungalows, front and back, to an organization called the Historic Chicago Bungalow Association, which may choose to certify them officially as Historic Chicago Bungalows. Tourists will find architectural bus tours that just wander the city's endless rows of bungalows. And this Saturday, thousands of people here are expected to attend the ''Bungalow Expo,'' a place where owners may listen in on workshops addressing nearly every inch of their homes, with titles like ''The Vintage Bungalow Interior,'' ''Renovating the Bungalow Garden'' and ''Your Bungalow Bricks.''</w:t>
         <w:br/>
-        <w:t>Realism isn't the issue in two larger-scale productions that favor a broader canvas over Mr. Wesker's forensic one. That's as might be expected from a pair of shows, both set during wartime, occupying playhouses that can hold as many people across a few performances as the 250-seat Donmar can in a week. ''From Here to Eternity,'' at the Shaftesbury Theater, is a musical based on the hefty James Jones novel, which was later turned into the Academy Award-winning, 1953 film.</w:t>
+        <w:t xml:space="preserve"> It is an enormous shift for the modest bungalow, and one that John Brinkmann, an expert on the style, says he has seen echoed in smaller ways across the country.</w:t>
         <w:br/>
-        <w:t>It's not easy to try and condense 860 pages (or thereabouts) into something theatrically viable. Here, the results are full of much swagger and machismo, in accordance with a tale of army life in Hawaii during the lead-up to Pearl Harbor, coupled with a pair of love stories that progress from one baldly stated encounter to another. ''I want to go to bed with you,'' or so goes a fairly representative remark.</w:t>
+        <w:t xml:space="preserve"> Fifteen years ago, when Mr. Brinkmann founded his magazine, American Bungalow, he was met with a blunt reaction, he said. ''People asked me, 'Why would you want a magazine on these horrid things?''' he said. ''But once they began to see bungalows done properly, there was an amazing awareness that spread and spread.''</w:t>
         <w:br/>
-        <w:t>The statement is proffered by First Sergeant Milt Warden (Darius Campbell) to the married Karen Holmes (a stiff Rebecca Thornhill), to name the two characters whose surf-side shenanigans linger in the cultural zeitgeist via the iconic imagery of Burt Lancaster and Deborah Kerr in those roles on screen.</w:t>
+        <w:t xml:space="preserve"> Even Mr. Brinkmann said he does not know exactly how many bungalows exist across the country. The truth is, he said, that bungalows vary in appearance from city to city and even defining them is no simple task.</w:t>
         <w:br/>
-        <w:t>So it's particularly surprising to see the short shrift afforded the duo's affair on stage in favor of the antics of the hapless Private Maggio (Ryan Sampson, in the role for which Frank Sinatra won a career-restoring Oscar) and the anxieties of the onetime boxer, Prewitt (Robert Lonsdale). Mr. Lonsdale gets the last bow but Mr. Sampson the biggest applause, which surely speaks to the truism that everyone loves the little guy, especially when he's feisty.</w:t>
+        <w:t xml:space="preserve"> ''I think a bungalow is more of a frame of mind,'' he said. ''Basically, if you give a kid a crayon and a piece of paper, he will draw a sun and a mommy and a daddy and something closely resembling a bungalow. That simple image, that appeal, stays with us through our lives.''</w:t>
         <w:br/>
-        <w:t>The score marries lyrics by the veteran Tim Rice (doubling as the venture's co-producer) with music by a West End first-timer, Stuart Brayson, who offers up big band and swing alongside power ballads that seem designed to exist independently of the piece itself: Mr. Lonsdale does especially well by his anthemic turns, as does Siubhan Harrison, playing the object of Prewitt's affections. Her pleasing falsetto exists in presumably intentional contrast with the expletive-laden badinage of the fellas in her midst.</w:t>
+        <w:t xml:space="preserve"> Chicago's brick bungalows were built from 1910 to 1940, the city's first truly modern homes with plumbing, electric and heat, then costing from $6,000 to $15,000, said Charles Shanabruch, the executive director of the bungalow association here. </w:t>
         <w:br/>
-        <w:t>Tamara Harvey's production embraces a candor that wasn't possible in movies a half-century ago. There's a bare-bottomed finale to the first act and a gay-bashing subplot that never made it into the film. In which case, it's a shame to encounter the sort of literal approach that accompanies talk of ''waves upon the shore'' with projections of the same rising up on cue before us. If you want to push material in new directions, why merely illustrate what's already there?</w:t>
+        <w:t xml:space="preserve"> Five years ago, with help from City Hall and Mayor Richard M. Daley, who himself grew up in a bungalow in the Bridgeport neighborhood, the bungalow association formed, Mr. Shanabruch said, because bungalows were being unfairly besmirched.</w:t>
         <w:br/>
-        <w:t>''Much Ado About Nothing,'' at the Old Vic through Nov. 30, gives us the sort of concept -- cast the central characters old -- that in this instance might have been more graciously left at the starting gate.</w:t>
+        <w:t xml:space="preserve"> ''The old image was that bungalows had nothing special to offer and were for working people,'' he said. ''Bungalows were being taken for granted. They were underappreciated. They had made significant contributions to the city but were the least valued.''</w:t>
         <w:br/>
-        <w:t>I yield to no one in my admiration for James Earl Jones and Vanessa Redgrave, who are 82 and 76 in turn. Both luminaries have afforded innumerable hours of pleasure, sometimes even transcendence, across various art forms in their storied careers.</w:t>
+        <w:t xml:space="preserve"> Since then, the association has certified about 6,500 bungalows. The association turns down 5 percent or 10 percent of those who apply -- people who sometimes try to pass off a stucco or frame or raised ranch-style home as a bungalow. </w:t>
         <w:br/>
-        <w:t>But that doesn't mean I necessarily want to see them struggling with the roles of Benedick and Beatrice in the Bard's eternally giddy yet also moving depiction of defenses that collapse to make room for love. (The stars' director is the actor Mark Rylance, who won an Olivier Award for playing Benedick in 1993, when he was 33.)</w:t>
+        <w:t xml:space="preserve"> The designation makes owners who are rehabilitating their bungalows eligible for financial grants for energy conservation efforts. So far, three neighborhoods of bungalows have received National Register of Historic Places designations, entitling their residents to receive tax breaks if they make significant improvements to their homes.</w:t>
         <w:br/>
-        <w:t>Mr. Jones spends much of a not especially mirthful evening either sitting in a chair or looking longingly at one. Ms. Redgrave, in turn, cuts an unusually crabbed, reined-in figure for a heroine who says of herself that she was born under a dancing star.</w:t>
+        <w:t xml:space="preserve"> Officials here are still trying to determine how much the value of the bungalow has increased in Chicago. Mr. Shanabruch said that estimates put the average cost now around $235,000, and that ownership now includes a wide range of races, ethnicities and levels of income. But some bungalow owners point to far higher prices in some neighborhoods, and wonder whether the day may come when a bungalow costs too much for the kinds of families who once owned them. </w:t>
         <w:br/>
-        <w:t>At the performance I attended, the actress glanced upward when speaking that remark, as if in homage to her father, Michael Redgrave, who was appearing as Laertes at the Old Vic on the January night in 1937 when Laurence Olivier, the evening's Hamlet, announced the actress's birth from this very stage.</w:t>
+        <w:t xml:space="preserve"> ''The irony here is that the bungalow, in some cases, may now be getting out of reach for some people,'' said Ann Durkin Keating, a professor of history at North Central College and the co-editor of The Encyclopedia of Chicago. ''That's kind of the antithesis of what the bungalow was supposed to be.''</w:t>
         <w:br/>
-        <w:t>That's the sort of association in which the British theater abounds, as we are sure to be reminded anew in the days ahead, during which the National Theater -- founded by Olivier at the Old Vic before moving to its current home adjoining on the River Thames -- hosts its 50th birthday gala.</w:t>
+        <w:t xml:space="preserve"> For now, though, bungalow owners are uniting in pride here. ''Everyone on my block is registering theirs,'' said Will Taylor, 80, who bought his South Side bungalow in 1964 for $19,000. ''These are beautiful buildings, and we're going to keep them up.''</w:t>
         <w:br/>
-        <w:t>It would be lovely to report that this ''Much Ado,'' relocated to the milieu of the American military in England during World War II, was anything like as affecting. Alas, I can't comment on Mr. Jones's delivery of the play's defining line -- ''Serve God, love me, and mend'' -- for a simple reason. Just as he was voicing those tremulous sentiments to Ms. Redgrave, the scurrying footsteps of a fellow company member drowned him out.</w:t>
+        <w:t xml:space="preserve"> But with so much attention now lavished on the bungalow, what of the other architectural styles here that once may have carried a bit more cachet? What of the Georgian, the Cape Cod, the cottage, the Queen Anne?</w:t>
         <w:br/>
-        <w:t>Roots. Directed by James Macdonald. Donmar Warehouse. Through Nov. 30.</w:t>
+        <w:t xml:space="preserve"> John G. Markowski, commissioner of the city's Department of Housing, acknowledged on Friday that he may have heard a few hints of envy about the sudden love of the bungalow from some owners of the city's 220,000 other single-family homes. </w:t>
         <w:br/>
-        <w:t>From Here to Eternity. Directed by Tamara Harvey. Shaftesbury Theater. Open-ended run.</w:t>
+        <w:t xml:space="preserve"> ''But no other building style is as emblematic as the bungalow for the city of Chicago,'' Mr. Markowski said. ''The city's future is completely tied up with the bungalow.''</w:t>
         <w:br/>
-        <w:t>Much Ado About Nothing. Directed by Mark Rylance. Old Vic. Through Nov. 30.</w:t>
+        <w:t xml:space="preserve"> That said, another group of homeowners formed not long ago. They are in the planning stages, Mr. Markowski said, hoping for their own initiative, their own renaissance. They are the owners of Chicago's graystones.</w:t>
         <w:br/>
         <w:br/>
-        <w:t>http://www.nytimes.com/2013/10/30/arts/international/across-a-span-of-realism-in-london-theater.html</w:t>
+        <w:br/>
+        <w:t>http://www.nytimes.com</w:t>
+        <w:br/>
+        <w:br/>
+        <w:t>Graphic</w:t>
+        <w:br/>
+        <w:br/>
+        <w:t xml:space="preserve"> </w:t>
+        <w:br/>
+        <w:t>Photos: ''These are beautiful buildings, and we're going to keep them up,'' said Will Taylor, 80, who bought his South Side bungalow in 1964.</w:t>
+        <w:br/>
+        <w:t xml:space="preserve"> The Historic Chicago Bungalow Association has certified more than 6,500 of the city's 80,000 bungalows, built from 1910 to 1940. (Photographs by Sally Ryan for The New York Times)</w:t>
       </w:r>
     </w:p>
     <w:sectPr>

--- a/example_articles/states/Oklahoma/3.states_Oklahoma_New_York_Times.docx
+++ b/example_articles/states/Oklahoma/3.states_Oklahoma_New_York_Times.docx
@@ -7,7 +7,7 @@
         <w:pStyle w:val="Heading1"/>
       </w:pPr>
       <w:r>
-        <w:t>A City's Once-Lowly Bungalows Rise to Beloved Status</w:t>
+        <w:t>Night Falls, and a Graffiti Mecca Is Whited Out</w:t>
       </w:r>
     </w:p>
     <w:p>
@@ -17,27 +17,27 @@
     </w:p>
     <w:p>
       <w:r>
-        <w:t>Date: 2005-04-30</w:t>
+        <w:t>Date: 2013-11-20</w:t>
       </w:r>
     </w:p>
     <w:p>
       <w:r>
-        <w:t>Section: Section A; Column 1; National Desk; Pg. 11; Chicago Journal</w:t>
+        <w:t>Section: Section A; Column 0; Metropolitan Desk; Pg. 23</w:t>
       </w:r>
     </w:p>
     <w:p>
       <w:r>
-        <w:t>Source File: NYT/39.DOCX</w:t>
+        <w:t>Source file: NYT/36.DOCX</w:t>
       </w:r>
     </w:p>
     <w:p>
       <w:r>
-        <w:t>Raw locations result: ['Mexico (Zacatecas state)', 'United States (California, Illinois, Texas, Arizona, Oklahoma, Colorado)']</w:t>
+        <w:t>Raw locations result, 'locations': ['Oklahoma']</w:t>
       </w:r>
     </w:p>
     <w:p>
       <w:r>
-        <w:t>states_stand_flat (Standardized): Oklahoma</w:t>
+        <w:t>Standardized locations result, 'states_stand_flat': Oklahoma</w:t>
       </w:r>
     </w:p>
     <w:p>
@@ -49,49 +49,46 @@
     </w:p>
     <w:p>
       <w:r>
-        <w:t>This city's brand of bungalow, common and sturdy and squat, long seemed to reflect its typical owners -- practical and down-to-earth, never showy in the least. After all, Chicago's so-called bungalow belt was the broad crescent of affordable neighborhoods along the city's outer edges, political code for a swath once depended on at election time for its bloc of mostly working-class families.</w:t>
+        <w:t>Graffiti is often denounced as vandalism, but the deliriously festooned, sprawling warehouses at the western edge of Queens rose far above that. Blanketed with giddy images, drawing street artists from around the world, 5Pointz was a decades-old legal haven considered both a ''United Nations of Graffiti'' and a semi-rebellious statement in a city some feel is growing too antiseptic. ''Save 5Pointz,'' the infamous British street artist Banksy urged in his final message to New Yorkers, after he wrapped his monthlong spree clandestinely decorating the city's streets in October.</w:t>
         <w:br/>
-        <w:t xml:space="preserve"> But almost a century after the bungalow began popping up on block after block, eventually accounting for 80,000 of this city's homes, this simple stock of small, brick, one-and-a-half story homes with modestly pitched roofs is suddenly receiving revered treatment usually reserved for Chicago's fancier, grander architectural styles, its best-known architects, its beloved skyline.</w:t>
+        <w:t>But early Tuesday, under the cover of night, painters quietly blanketed much of the walls of 5Pointz with whitewash, erasing the work of hundreds and seemingly putting the final nail in the long battle between the building's owners, who plan to erect luxury apartments, and the artists who fought to save it.</w:t>
         <w:br/>
-        <w:t xml:space="preserve"> ''Bungalows are as hot as can be now,'' said Bob Shaeffer, a 47-year-old florist who bought his own four years ago. ''The bungalow is almost becoming a collectible around here.''</w:t>
+        <w:t>''This is the biggest rag and disrespect in the history of graffiti,'' said a teary-eyed Marie Cecile Flaguel, a spokeswoman for the group behind 5Pointz, which sprang like a rainbow from the gray sidewalks near Jackson Avenue in Long Island City. ''He's painted over the work of at least 1,500 artists.''</w:t>
         <w:br/>
-        <w:t xml:space="preserve"> Homeowners may now send photographs of their bungalows, front and back, to an organization called the Historic Chicago Bungalow Association, which may choose to certify them officially as Historic Chicago Bungalows. Tourists will find architectural bus tours that just wander the city's endless rows of bungalows. And this Saturday, thousands of people here are expected to attend the ''Bungalow Expo,'' a place where owners may listen in on workshops addressing nearly every inch of their homes, with titles like ''The Vintage Bungalow Interior,'' ''Renovating the Bungalow Garden'' and ''Your Bungalow Bricks.''</w:t>
+        <w:t>The owner of the buildings, Jerry Wolkoff, however, said painting over the artwork was the humane thing to do. A recent order by a federal judge allows him to move forward with his plans to demolish the buildings by year's end, and, he said, watching the art-covered walls be pulled down piece by piece would be ''torture.''</w:t>
         <w:br/>
-        <w:t xml:space="preserve"> It is an enormous shift for the modest bungalow, and one that John Brinkmann, an expert on the style, says he has seen echoed in smaller ways across the country.</w:t>
+        <w:t>He also wanted to avoid a confrontation, adding that there would be a 60-foot-high wall near the new towers where graffiti painters can work again.</w:t>
         <w:br/>
-        <w:t xml:space="preserve"> Fifteen years ago, when Mr. Brinkmann founded his magazine, American Bungalow, he was met with a blunt reaction, he said. ''People asked me, 'Why would you want a magazine on these horrid things?''' he said. ''But once they began to see bungalows done properly, there was an amazing awareness that spread and spread.''</w:t>
+        <w:t>''I am telling you, I did not like what they did -- I loved what they did,'' said Mr. Wolkoff, who bought the buildings in 1971 and plans to build high-rise towers in their stead. ''I cried this morning, I swear to you.''</w:t>
         <w:br/>
-        <w:t xml:space="preserve"> Even Mr. Brinkmann said he does not know exactly how many bungalows exist across the country. The truth is, he said, that bungalows vary in appearance from city to city and even defining them is no simple task.</w:t>
+        <w:t>Yet many supporters of 5Pointz, which became so well established that tourists flocked to it by the busload, saw the clandestine erasing as a cruel, vindictive move.</w:t>
         <w:br/>
-        <w:t xml:space="preserve"> ''I think a bungalow is more of a frame of mind,'' he said. ''Basically, if you give a kid a crayon and a piece of paper, he will draw a sun and a mommy and a daddy and something closely resembling a bungalow. That simple image, that appeal, stays with us through our lives.''</w:t>
+        <w:t>''The fact that they destroyed the art before they razed the building, it's a really big slap in the face,'' said Eric Felisbret, an expert on street art and the author of ''Graffiti New York.'' ''So many people put so much passion and energy into it.''</w:t>
         <w:br/>
-        <w:t xml:space="preserve"> Chicago's brick bungalows were built from 1910 to 1940, the city's first truly modern homes with plumbing, electric and heat, then costing from $6,000 to $15,000, said Charles Shanabruch, the executive director of the bungalow association here. </w:t>
+        <w:t>Though there are other spots in New York City where graffiti artists could legally work, Mr. Felisbret said, ''There's nothing that was as large and that big of a draw internationally'' as 5Pointz.</w:t>
         <w:br/>
-        <w:t xml:space="preserve"> Five years ago, with help from City Hall and Mayor Richard M. Daley, who himself grew up in a bungalow in the Bridgeport neighborhood, the bungalow association formed, Mr. Shanabruch said, because bungalows were being unfairly besmirched.</w:t>
+        <w:t>Forty years ago, after buying the buildings, which were mostly abandoned at the time, Mr. Wolkoff leased the space to a company that made record player accessories, then eight-track tapes and then CD covers before moving out in the early 1990s.</w:t>
         <w:br/>
-        <w:t xml:space="preserve"> ''The old image was that bungalows had nothing special to offer and were for working people,'' he said. ''Bungalows were being taken for granted. They were underappreciated. They had made significant contributions to the city but were the least valued.''</w:t>
+        <w:t>Casting about for new tenants, Mr. Wolkoff rented studios to artists for a few hundred dollars a month. Around that time he was also approached by a man who removed graffiti from buildings around the city, and wanted to know if the painters could use Mr. Wolkoff's walls as canvases. Liking their work, Mr. Wolkoff gave them more and more space. In 2002, a graffiti artist named Meres One took the endeavor over, becoming its curator and christening it 5Pointz.</w:t>
         <w:br/>
-        <w:t xml:space="preserve"> Since then, the association has certified about 6,500 bungalows. The association turns down 5 percent or 10 percent of those who apply -- people who sometimes try to pass off a stucco or frame or raised ranch-style home as a bungalow. </w:t>
+        <w:t>Five stories high, the buildings occupied most of a city block, a playful, wacky visual counterpoint to the solemn low-slung MoMA PS 1 site across the street. The canary yellow walls were covered with constantly changing artwork -- Brobdingnagian bubble letters, colorful cartoons and meticulously wrought images created by painters from France, Italy, Japan and beyond. Stepping into 5Pointz's interior courtyard was like plunging into a lurid fever dream.</w:t>
         <w:br/>
-        <w:t xml:space="preserve"> The designation makes owners who are rehabilitating their bungalows eligible for financial grants for energy conservation efforts. So far, three neighborhoods of bungalows have received National Register of Historic Places designations, entitling their residents to receive tax breaks if they make significant improvements to their homes.</w:t>
+        <w:t>Though street art is meant to be temporary, 5Pointz became known as a graffiti museum. And the medium itself, once considered a symbol of urban unraveling, became a sought after gallery-worthy commodity, with work from street artists like Banksy commanding millions of dollars. Which is one of the reasons the whitewashing of 5Pointz's walls was greeted with such vociferous dismay. ''What?! What did they do?!'' cried a tour guide named Hans Von Rittern, as he raced out of a tour bus early Tuesday, his arms wide, his face crumpling as soon as he caught sight of Ms. Flaguel. They embraced tightly and wept.</w:t>
         <w:br/>
-        <w:t xml:space="preserve"> Officials here are still trying to determine how much the value of the bungalow has increased in Chicago. Mr. Shanabruch said that estimates put the average cost now around $235,000, and that ownership now includes a wide range of races, ethnicities and levels of income. But some bungalow owners point to far higher prices in some neighborhoods, and wonder whether the day may come when a bungalow costs too much for the kinds of families who once owned them. </w:t>
+        <w:t>Mr. Von Rittern regularly brought busloads of Europeans to the site, which he considered the crowning glory of his tour of boroughs outside Manhattan. ''I don't understand. How can you erase 12 years of history?'' he said. ''It's cruel.''</w:t>
         <w:br/>
-        <w:t xml:space="preserve"> ''The irony here is that the bungalow, in some cases, may now be getting out of reach for some people,'' said Ann Durkin Keating, a professor of history at North Central College and the co-editor of The Encyclopedia of Chicago. ''That's kind of the antithesis of what the bungalow was supposed to be.''</w:t>
+        <w:t>But Mr. Wolkoff said that graffiti was ephemeral, and that there would be plenty of space for artists' work around his new buildings. He decided to erect high-rise towers after the real estate market began heating up -- Long Island City has sprouted many new residential towers with glass and steel replacing the brick and mortar that once dominated the working-class neighborhood. The 5Pointz artists and supporters had been scrambling to get landmark status, but were turned down by the Landmarks Preservation Commission in August because the buildings lacked architectural distinction and the artwork was less than 30 years old. In October, the City Council approved Mr. Wolkoff's plan, and this month a federal judge ruled against the 5Pointz group, saying that he could not stop the buildings' demolition.</w:t>
         <w:br/>
-        <w:t xml:space="preserve"> For now, though, bungalow owners are uniting in pride here. ''Everyone on my block is registering theirs,'' said Will Taylor, 80, who bought his South Side bungalow in 1964 for $19,000. ''These are beautiful buildings, and we're going to keep them up.''</w:t>
+        <w:t>Mr. Wolkoff said he decided that painting over the art at night without fanfare or notice was the kindest way to end an era. He estimated that demolition would take three to four months and would be agonizing to watch if the artwork remained, and also said he wanted to avoid trouble. ''I had nothing but admiration'' for the artists, he said. ''The last thing I want is for any of them to get arrested.''</w:t>
         <w:br/>
-        <w:t xml:space="preserve"> But with so much attention now lavished on the bungalow, what of the other architectural styles here that once may have carried a bit more cachet? What of the Georgian, the Cape Cod, the cottage, the Queen Anne?</w:t>
+        <w:t>But in quarters near and far, 5Pointz's artists and admirers reeled in shock. They gathered in the chill of Tuesday morning, quiet and dismayed, and planned a candlelight vigil for the evening.</w:t>
         <w:br/>
-        <w:t xml:space="preserve"> John G. Markowski, commissioner of the city's Department of Housing, acknowledged on Friday that he may have heard a few hints of envy about the sudden love of the bungalow from some owners of the city's 220,000 other single-family homes. </w:t>
+        <w:t>One street artist, who would give his name only as Just, had at least two works painted over. He spent hours early Tuesday gazing at the whitewashed buildings, leaning against a red-brick wall across the street. Then he bought himself a tall glass of beer, which he sipped slowly from a brown paper bag.</w:t>
         <w:br/>
-        <w:t xml:space="preserve"> ''But no other building style is as emblematic as the bungalow for the city of Chicago,'' Mr. Markowski said. ''The city's future is completely tied up with the bungalow.''</w:t>
-        <w:br/>
-        <w:t xml:space="preserve"> That said, another group of homeowners formed not long ago. They are in the planning stages, Mr. Markowski said, hoping for their own initiative, their own renaissance. They are the owners of Chicago's graystones.</w:t>
+        <w:t>''Heartbreaking,'' he said. ''This is not just about graffiti -- it's about the unity of people who met here from all over the world.'' He paused and took a drink. ''That's what really hurts.''</w:t>
         <w:br/>
         <w:br/>
-        <w:br/>
-        <w:t>http://www.nytimes.com</w:t>
+        <w:t>http://www.nytimes.com/2013/11/20/nyregion/5pointz-a-graffiti-mecca-in-queens-is-wiped-clean-overnight.html</w:t>
         <w:br/>
         <w:br/>
         <w:t>Graphic</w:t>
@@ -99,9 +96,13 @@
         <w:br/>
         <w:t xml:space="preserve"> </w:t>
         <w:br/>
-        <w:t>Photos: ''These are beautiful buildings, and we're going to keep them up,'' said Will Taylor, 80, who bought his South Side bungalow in 1964.</w:t>
+        <w:t>PHOTOS: Marie Flaguel, center, and Meres One, second from right, organizers of 5 Pointz in Queens, being denied permission to post memorials.</w:t>
         <w:br/>
-        <w:t xml:space="preserve"> The Historic Chicago Bungalow Association has certified more than 6,500 of the city's 80,000 bungalows, built from 1910 to 1940. (Photographs by Sally Ryan for The New York Times)</w:t>
+        <w:t>NOV. 19: The owner of the 5Pointz site, Jerry Wolkoff, said the overnight whitewashing, as a prelude to razing the warehouses for luxury towers, was the humane thing to do. He also wanted to avoid a confrontation, adding that a 60-foot-high wall near the towers will allow graffiti painters to work again. (PHOTOGRAPHS BY TODD HEISLER/THE NEW YORK TIMES)</w:t>
+        <w:br/>
+        <w:t>OCT. 28: The 5 Pointz buildings, in Long Island City, Queens, were a landmark in the New York graffiti scene for two decades. They attracted artists from around the globe, but neither the warehouses nor the paintings could get official designation as a city landmark. Demolition has been legally approved. (PHOTOGRAPH BY ANDREW BURTON/GETTY IMAGES) (A23)</w:t>
+        <w:br/>
+        <w:t xml:space="preserve"> Hans Von Rittern and Marie Flaguel, from the 5Pointz graffiti community, mourned outside the whitewashed building Tuesday. (PHOTOGRAPH BY ROBERT STOLARIK FOR THE NEW YORK TIMES) (A24)  CHART: Readers React  To Loss of Graffiti: Will Larche  East Village  As someone who lived in Queens  and traveled every day on the 7  train, seeing this building was the  only happy part of my commute.  nytimes.com, Tuesday, 2:28 p.m.  Andym  NY, NY  Seems shortsighted on the  developers' part as the artwork  on this building seemed to be an  eye-catcher in what is otherwise  a rather bland neighborhood.  Personally, I would have  preserved the artwork and used it  as a selling point for the lofts. In  the future this building may be  viewed with critical derision as a  slap in the face of what was once  a feast for the eyes.  2:08 p.m.  Richard  Camarillo, Calif.  The nature of street art, guerrilla  art, is to be ephemeral. It was  here. Now it's gone. Very sad.  Now move on.  1:56 p.m.  Robyn Nightwater  Pahoa, Hawaii  This building was more than a  canvas. It was an ode to hip-hop  and counterculture. It was a  place of heartfelt  communication. A platform for  growing creativity. A source of  inspiration and recognition. It  was a shrine. It was for everyone.  It was.  1:56 p.m.</w:t>
       </w:r>
     </w:p>
     <w:sectPr>

--- a/example_articles/states/Oklahoma/3.states_Oklahoma_New_York_Times.docx
+++ b/example_articles/states/Oklahoma/3.states_Oklahoma_New_York_Times.docx
@@ -7,7 +7,7 @@
         <w:pStyle w:val="Heading1"/>
       </w:pPr>
       <w:r>
-        <w:t>Night Falls, and a Graffiti Mecca Is Whited Out</w:t>
+        <w:t>A Band With the Courage Of Its 'Insane' Convictions</w:t>
       </w:r>
     </w:p>
     <w:p>
@@ -17,17 +17,17 @@
     </w:p>
     <w:p>
       <w:r>
-        <w:t>Date: 2013-11-20</w:t>
+        <w:t>Date: 2005-05-25</w:t>
       </w:r>
     </w:p>
     <w:p>
       <w:r>
-        <w:t>Section: Section A; Column 0; Metropolitan Desk; Pg. 23</w:t>
+        <w:t>Section: Section E; Column 1; The Arts/Cultural Desk; Pg. 4; FILM REVIEW</w:t>
       </w:r>
     </w:p>
     <w:p>
       <w:r>
-        <w:t>Source file: NYT/36.DOCX</w:t>
+        <w:t>Source file: NYT/33.DOCX</w:t>
       </w:r>
     </w:p>
     <w:p>
@@ -49,46 +49,37 @@
     </w:p>
     <w:p>
       <w:r>
-        <w:t>Graffiti is often denounced as vandalism, but the deliriously festooned, sprawling warehouses at the western edge of Queens rose far above that. Blanketed with giddy images, drawing street artists from around the world, 5Pointz was a decades-old legal haven considered both a ''United Nations of Graffiti'' and a semi-rebellious statement in a city some feel is growing too antiseptic. ''Save 5Pointz,'' the infamous British street artist Banksy urged in his final message to New Yorkers, after he wrapped his monthlong spree clandestinely decorating the city's streets in October.</w:t>
+        <w:t>''The Fearless Freaks,'' which opens today for a one-week run at the Two Boots Pioneer Theater in the East Village, traces the two-decade career of the Flaming Lips, a seminal art-rock band from Oklahoma City. The film takes its name from a backyard football team formed by the Coyne brothers, five hard-partying working-class kids, in the 1970's. Gradually, the team evolved into a rock band led by Wayne Coyne and his brother Mark. In Wayne Coyne's words, ''We thought of ourselves as some kind of no-talent derivative, some hillbillies-gone-punk version of the Who.''</w:t>
         <w:br/>
-        <w:t>But early Tuesday, under the cover of night, painters quietly blanketed much of the walls of 5Pointz with whitewash, erasing the work of hundreds and seemingly putting the final nail in the long battle between the building's owners, who plan to erect luxury apartments, and the artists who fought to save it.</w:t>
+        <w:t xml:space="preserve"> Mark Coyne's tenure as the Flaming Lips' frontman was short-lived, but Wayne has led the band for more than 20 years, shepherding it through a shifting roster of bandmates and musical styles. By the late 90's, the Lips' early garage-punk style (which Wayne Coyne charitably describes as ''amateur but loud'') had evolved into art-rock experiments like a concert in a parking garage using the tape decks of cars as instruments, and a four-part album to be played simultaneously on four CD players. </w:t>
         <w:br/>
-        <w:t>''This is the biggest rag and disrespect in the history of graffiti,'' said a teary-eyed Marie Cecile Flaguel, a spokeswoman for the group behind 5Pointz, which sprang like a rainbow from the gray sidewalks near Jackson Avenue in Long Island City. ''He's painted over the work of at least 1,500 artists.''</w:t>
+        <w:t xml:space="preserve">  Jim Derogatis, a pop music critic interviewed in the film, observes: ''If there's a problem in rock today, it's that a lot of bands don't have the courage to try anything insane. That's never been Wayne's problem.'' At 41, Wayne Coyne is a fascinating figure, a boyish, unpretentious man with an endless supply of creative ideas and a near-pathological work ethic. For 11 years, he worked as a fry cook at a fast-food restaurant in Oklahoma City between tours and recording sessions with his band. The director, Bradley Beesley, ambles along after Mr. Coyne like a star-struck younger brother, watching as the singer washes the stage blood out of his signature white suits or constructs a makeshift set for ''Christmas on Mars,'' a home movie the two men have been shooting together in Mr. Coyne's backyard since 2001.</w:t>
         <w:br/>
-        <w:t>The owner of the buildings, Jerry Wolkoff, however, said painting over the artwork was the humane thing to do. A recent order by a federal judge allows him to move forward with his plans to demolish the buildings by year's end, and, he said, watching the art-covered walls be pulled down piece by piece would be ''torture.''</w:t>
+        <w:t xml:space="preserve"> Mr. Beesley, an Oklahoma City native who has been following and filming the Flaming Lips for 15 years, is far too close to his subject to offer a critical perspective, but he achieves a level of intimacy with the band members that most rock documentary directors can only dream of. </w:t>
         <w:br/>
-        <w:t>He also wanted to avoid a confrontation, adding that there would be a 60-foot-high wall near the new towers where graffiti painters can work again.</w:t>
+        <w:t xml:space="preserve"> In the film's most disquieting scene the band's drummer, Steven Drozd, matter-of-factly prepares a dose of heroin for injection as he discusses his five-year addiction. After Mr. Coyne's growing concern for his bandmate's health leads to a physical confrontation between the two men, Mr. Drozd goes into rehab to kick his habit. </w:t>
         <w:br/>
-        <w:t>''I am telling you, I did not like what they did -- I loved what they did,'' said Mr. Wolkoff, who bought the buildings in 1971 and plans to build high-rise towers in their stead. ''I cried this morning, I swear to you.''</w:t>
+        <w:t xml:space="preserve"> The film closes on a clip from a recent Flaming Lips stage show -- a colorful affair featuring men in bunny suits, giant balloons filled with confetti, and a finale in which Mr. Coyne surfs atop the outstretched arms of his audience in a huge transparent bubble.</w:t>
         <w:br/>
-        <w:t>Yet many supporters of 5Pointz, which became so well established that tourists flocked to it by the busload, saw the clandestine erasing as a cruel, vindictive move.</w:t>
-        <w:br/>
-        <w:t>''The fact that they destroyed the art before they razed the building, it's a really big slap in the face,'' said Eric Felisbret, an expert on street art and the author of ''Graffiti New York.'' ''So many people put so much passion and energy into it.''</w:t>
-        <w:br/>
-        <w:t>Though there are other spots in New York City where graffiti artists could legally work, Mr. Felisbret said, ''There's nothing that was as large and that big of a draw internationally'' as 5Pointz.</w:t>
-        <w:br/>
-        <w:t>Forty years ago, after buying the buildings, which were mostly abandoned at the time, Mr. Wolkoff leased the space to a company that made record player accessories, then eight-track tapes and then CD covers before moving out in the early 1990s.</w:t>
-        <w:br/>
-        <w:t>Casting about for new tenants, Mr. Wolkoff rented studios to artists for a few hundred dollars a month. Around that time he was also approached by a man who removed graffiti from buildings around the city, and wanted to know if the painters could use Mr. Wolkoff's walls as canvases. Liking their work, Mr. Wolkoff gave them more and more space. In 2002, a graffiti artist named Meres One took the endeavor over, becoming its curator and christening it 5Pointz.</w:t>
-        <w:br/>
-        <w:t>Five stories high, the buildings occupied most of a city block, a playful, wacky visual counterpoint to the solemn low-slung MoMA PS 1 site across the street. The canary yellow walls were covered with constantly changing artwork -- Brobdingnagian bubble letters, colorful cartoons and meticulously wrought images created by painters from France, Italy, Japan and beyond. Stepping into 5Pointz's interior courtyard was like plunging into a lurid fever dream.</w:t>
-        <w:br/>
-        <w:t>Though street art is meant to be temporary, 5Pointz became known as a graffiti museum. And the medium itself, once considered a symbol of urban unraveling, became a sought after gallery-worthy commodity, with work from street artists like Banksy commanding millions of dollars. Which is one of the reasons the whitewashing of 5Pointz's walls was greeted with such vociferous dismay. ''What?! What did they do?!'' cried a tour guide named Hans Von Rittern, as he raced out of a tour bus early Tuesday, his arms wide, his face crumpling as soon as he caught sight of Ms. Flaguel. They embraced tightly and wept.</w:t>
-        <w:br/>
-        <w:t>Mr. Von Rittern regularly brought busloads of Europeans to the site, which he considered the crowning glory of his tour of boroughs outside Manhattan. ''I don't understand. How can you erase 12 years of history?'' he said. ''It's cruel.''</w:t>
-        <w:br/>
-        <w:t>But Mr. Wolkoff said that graffiti was ephemeral, and that there would be plenty of space for artists' work around his new buildings. He decided to erect high-rise towers after the real estate market began heating up -- Long Island City has sprouted many new residential towers with glass and steel replacing the brick and mortar that once dominated the working-class neighborhood. The 5Pointz artists and supporters had been scrambling to get landmark status, but were turned down by the Landmarks Preservation Commission in August because the buildings lacked architectural distinction and the artwork was less than 30 years old. In October, the City Council approved Mr. Wolkoff's plan, and this month a federal judge ruled against the 5Pointz group, saying that he could not stop the buildings' demolition.</w:t>
-        <w:br/>
-        <w:t>Mr. Wolkoff said he decided that painting over the art at night without fanfare or notice was the kindest way to end an era. He estimated that demolition would take three to four months and would be agonizing to watch if the artwork remained, and also said he wanted to avoid trouble. ''I had nothing but admiration'' for the artists, he said. ''The last thing I want is for any of them to get arrested.''</w:t>
-        <w:br/>
-        <w:t>But in quarters near and far, 5Pointz's artists and admirers reeled in shock. They gathered in the chill of Tuesday morning, quiet and dismayed, and planned a candlelight vigil for the evening.</w:t>
-        <w:br/>
-        <w:t>One street artist, who would give his name only as Just, had at least two works painted over. He spent hours early Tuesday gazing at the whitewashed buildings, leaning against a red-brick wall across the street. Then he bought himself a tall glass of beer, which he sipped slowly from a brown paper bag.</w:t>
-        <w:br/>
-        <w:t>''Heartbreaking,'' he said. ''This is not just about graffiti -- it's about the unity of people who met here from all over the world.'' He paused and took a drink. ''That's what really hurts.''</w:t>
+        <w:t xml:space="preserve"> The band's palpable joy in performance, and the ecstatic reaction of its loyal audience, make good on Mr. Coyne's promise in an interview early in the film: ''We are going to sing some songs about death and life and love and what it means to really be alive.'' </w:t>
         <w:br/>
         <w:br/>
-        <w:t>http://www.nytimes.com/2013/11/20/nyregion/5pointz-a-graffiti-mecca-in-queens-is-wiped-clean-overnight.html</w:t>
+        <w:t>''The Fearless Freaks'' is not rated. It contains some mild profanity and one explicit scene of drug use.</w:t>
+        <w:br/>
+        <w:br/>
+        <w:t>The Fearless Freaks</w:t>
+        <w:br/>
+        <w:t>Opens today in Manhattan.</w:t>
+        <w:br/>
+        <w:br/>
+        <w:t>Directed by Bradley Beesley; edited by JoLynn Garnes; music by the Flaming Lips; produced by Rick Fuller; released by Shout! Factory. At the Two Boots Pioneer Theater, 155 East Third Street, at Avenue A, East Village. Running time: 100 minutes. This film is not rated.</w:t>
+        <w:br/>
+        <w:br/>
+        <w:t>WITH: The Flaming Lips (Wayne Coyne, Steven Drozd and Michael Ivins).</w:t>
+        <w:br/>
+        <w:br/>
+        <w:br/>
+        <w:t>http://www.nytimes.com</w:t>
         <w:br/>
         <w:br/>
         <w:t>Graphic</w:t>
@@ -96,13 +87,7 @@
         <w:br/>
         <w:t xml:space="preserve"> </w:t>
         <w:br/>
-        <w:t>PHOTOS: Marie Flaguel, center, and Meres One, second from right, organizers of 5 Pointz in Queens, being denied permission to post memorials.</w:t>
-        <w:br/>
-        <w:t>NOV. 19: The owner of the 5Pointz site, Jerry Wolkoff, said the overnight whitewashing, as a prelude to razing the warehouses for luxury towers, was the humane thing to do. He also wanted to avoid a confrontation, adding that a 60-foot-high wall near the towers will allow graffiti painters to work again. (PHOTOGRAPHS BY TODD HEISLER/THE NEW YORK TIMES)</w:t>
-        <w:br/>
-        <w:t>OCT. 28: The 5 Pointz buildings, in Long Island City, Queens, were a landmark in the New York graffiti scene for two decades. They attracted artists from around the globe, but neither the warehouses nor the paintings could get official designation as a city landmark. Demolition has been legally approved. (PHOTOGRAPH BY ANDREW BURTON/GETTY IMAGES) (A23)</w:t>
-        <w:br/>
-        <w:t xml:space="preserve"> Hans Von Rittern and Marie Flaguel, from the 5Pointz graffiti community, mourned outside the whitewashed building Tuesday. (PHOTOGRAPH BY ROBERT STOLARIK FOR THE NEW YORK TIMES) (A24)  CHART: Readers React  To Loss of Graffiti: Will Larche  East Village  As someone who lived in Queens  and traveled every day on the 7  train, seeing this building was the  only happy part of my commute.  nytimes.com, Tuesday, 2:28 p.m.  Andym  NY, NY  Seems shortsighted on the  developers' part as the artwork  on this building seemed to be an  eye-catcher in what is otherwise  a rather bland neighborhood.  Personally, I would have  preserved the artwork and used it  as a selling point for the lofts. In  the future this building may be  viewed with critical derision as a  slap in the face of what was once  a feast for the eyes.  2:08 p.m.  Richard  Camarillo, Calif.  The nature of street art, guerrilla  art, is to be ephemeral. It was  here. Now it's gone. Very sad.  Now move on.  1:56 p.m.  Robyn Nightwater  Pahoa, Hawaii  This building was more than a  canvas. It was an ode to hip-hop  and counterculture. It was a  place of heartfelt  communication. A platform for  growing creativity. A source of  inspiration and recognition. It  was a shrine. It was for everyone.  It was.  1:56 p.m.</w:t>
+        <w:t>Photo: An early version of the Flaming Lips, subject of ''The Fearless Freaks.'' (Photo by Shout! Factory)</w:t>
       </w:r>
     </w:p>
     <w:sectPr>

--- a/example_articles/states/Oklahoma/3.states_Oklahoma_New_York_Times.docx
+++ b/example_articles/states/Oklahoma/3.states_Oklahoma_New_York_Times.docx
@@ -7,7 +7,7 @@
         <w:pStyle w:val="Heading1"/>
       </w:pPr>
       <w:r>
-        <w:t>A Band With the Courage Of Its 'Insane' Convictions</w:t>
+        <w:t>Naked in Massachusetts</w:t>
       </w:r>
     </w:p>
     <w:p>
@@ -17,17 +17,17 @@
     </w:p>
     <w:p>
       <w:r>
-        <w:t>Date: 2005-05-25</w:t>
+        <w:t>Date: 2011-10-11</w:t>
       </w:r>
     </w:p>
     <w:p>
       <w:r>
-        <w:t>Section: Section E; Column 1; The Arts/Cultural Desk; Pg. 4; FILM REVIEW</w:t>
+        <w:t>Section: Section A; Column 0; Editorial Desk; Pg. 27; OP-ED COLUMNIST</w:t>
       </w:r>
     </w:p>
     <w:p>
       <w:r>
-        <w:t>Source file: NYT/33.DOCX</w:t>
+        <w:t>Source file: NYT/30.DOCX</w:t>
       </w:r>
     </w:p>
     <w:p>
@@ -49,34 +49,39 @@
     </w:p>
     <w:p>
       <w:r>
-        <w:t>''The Fearless Freaks,'' which opens today for a one-week run at the Two Boots Pioneer Theater in the East Village, traces the two-decade career of the Flaming Lips, a seminal art-rock band from Oklahoma City. The film takes its name from a backyard football team formed by the Coyne brothers, five hard-partying working-class kids, in the 1970's. Gradually, the team evolved into a rock band led by Wayne Coyne and his brother Mark. In Wayne Coyne's words, ''We thought of ourselves as some kind of no-talent derivative, some hillbillies-gone-punk version of the Who.''</w:t>
+        <w:t>I have my doubts that Elizabeth Warren is elitist and I'm not convinced Scott Brown is sexist, but I'm sure of this: we just got our first glimpse of how sadly petty and predictably reductive the 2012 U.S. Senate campaign in Massachusetts is bound to be.</w:t>
         <w:br/>
-        <w:t xml:space="preserve"> Mark Coyne's tenure as the Flaming Lips' frontman was short-lived, but Wayne has led the band for more than 20 years, shepherding it through a shifting roster of bandmates and musical styles. By the late 90's, the Lips' early garage-punk style (which Wayne Coyne charitably describes as ''amateur but loud'') had evolved into art-rock experiments like a concert in a parking garage using the tape decks of cars as instruments, and a four-part album to be played simultaneously on four CD players. </w:t>
+        <w:t>Warren, a Harvard law professor who was the architect of the Obama administration's new Consumer Financial Protection Bureau, leads the pack of contenders for the Democratic nomination to challenge Brown, the Republican incumbent. And during the first Democratic debate last week, she answered a question about how she put herself through college by saying, ''I kept my clothes on.''</w:t>
         <w:br/>
-        <w:t xml:space="preserve">  Jim Derogatis, a pop music critic interviewed in the film, observes: ''If there's a problem in rock today, it's that a lot of bands don't have the courage to try anything insane. That's never been Wayne's problem.'' At 41, Wayne Coyne is a fascinating figure, a boyish, unpretentious man with an endless supply of creative ideas and a near-pathological work ethic. For 11 years, he worked as a fry cook at a fast-food restaurant in Oklahoma City between tours and recording sessions with his band. The director, Bradley Beesley, ambles along after Mr. Coyne like a star-struck younger brother, watching as the singer washes the stage blood out of his signature white suits or constructs a makeshift set for ''Christmas on Mars,'' a home movie the two men have been shooting together in Mr. Coyne's backyard since 2001.</w:t>
+        <w:t>This was a reference to Brown's long-ago career as a model, during which he posed naked, with a strategically placed hand acting as a fig leaf, for Cosmopolitan magazine. And though funny, her remark was unfortunate, because Brown modeled in part to earn school money, which he had to drum up on his own. By the cynical arithmetic of modern politics, his disadvantaged youth + her Harvard credential = looming accusations of elitism, which she bumbled into.</w:t>
         <w:br/>
-        <w:t xml:space="preserve"> Mr. Beesley, an Oklahoma City native who has been following and filming the Flaming Lips for 15 years, is far too close to his subject to offer a critical perspective, but he achieves a level of intimacy with the band members that most rock documentary directors can only dream of. </w:t>
+        <w:t>Brown inadvertently saved her. Asked about her quip that she stayed clothed, he responded, ''Thank God.'' Pretty-boy Republican + brainy Democratic woman = looming accusations of sexism, which he stupidly invited.</w:t>
         <w:br/>
-        <w:t xml:space="preserve"> In the film's most disquieting scene the band's drummer, Steven Drozd, matter-of-factly prepares a dose of heroin for injection as he discusses his five-year addiction. After Mr. Coyne's growing concern for his bandmate's health leads to a physical confrontation between the two men, Mr. Drozd goes into rehab to kick his habit. </w:t>
+        <w:t>A sense of humor is the first casualty of any fiercely fought campaign. And Brown vs. Warren (if she gets the nomination) will be one of 2012's fiercest. His victory in a special election in early 2010 not only stunned but galled Democrats: a photogenic, ineloquent upstart took the seat left vacant by the death of Ted Kennedy, the roaring liberal lion of the Senate. And the party's success in getting it back could prove decisive in preventing Republicans from wresting control of the chamber.</w:t>
         <w:br/>
-        <w:t xml:space="preserve"> The film closes on a clip from a recent Flaming Lips stage show -- a colorful affair featuring men in bunny suits, giant balloons filled with confetti, and a finale in which Mr. Coyne surfs atop the outstretched arms of his audience in a huge transparent bubble.</w:t>
+        <w:t>Both parties will flood the state with money -- Warren on Monday announced an impressive two-month tally of $3.15 million in donations -- and both parties' candidates will be shoehorned into the election cycle's abiding cliches and conceits, whether they fit or not. Warren and Brown don't, at least not neatly.</w:t>
         <w:br/>
-        <w:t xml:space="preserve"> The band's palpable joy in performance, and the ecstatic reaction of its loyal audience, make good on Mr. Coyne's promise in an interview early in the film: ''We are going to sing some songs about death and life and love and what it means to really be alive.'' </w:t>
+        <w:t>So their matchup would present a fascinating example of the way optics and actuality diverge -- of the overly simplistic labels that strategists, ad makers and the whole sordid political superstructure attach to complicated candidates.</w:t>
         <w:br/>
+        <w:t>Because Warren has spent most of the last two decades at Harvard, conservatives will fashion an ivy noose to hang her from an ivory tower. But she grew up in a working-class family in Oklahoma, waited tables at an aunt's Mexican restaurant, got married at 19 and had a baby at 22. Her college diploma is from the University of Houston and she had to juggle motherhood with classes to get her law degree from Rutgers University.</w:t>
         <w:br/>
-        <w:t>''The Fearless Freaks'' is not rated. It contains some mild profanity and one explicit scene of drug use.</w:t>
+        <w:t>It's Brown who attended fancier schools: Tufts as an undergraduate, Boston College for his law degree. Of course liberal opponents conveniently ignore that in order to cast him as an intellectually challenged Palin in pants.</w:t>
         <w:br/>
+        <w:t>He has the kind of golden-boy looks that can make life much easier, but his has been plenty hard. His mother's marriages were many and brief, and, as a boy, he had to protect her from an abusive husband. The family often lacked money.</w:t>
         <w:br/>
-        <w:t>The Fearless Freaks</w:t>
+        <w:t>You'll hear that Warren certainly doesn't, and had an income that reportedly exceeded $500,000 in 2009. But the arguments she made for greater consumer protections suggest a grasp of the middle class's plight that's much more than academic.</w:t>
         <w:br/>
-        <w:t>Opens today in Manhattan.</w:t>
+        <w:t>You'll hear just as much about Brown's common-man ways. But for his first real date with his wife decades ago, he wore pink leather shorts, and the much-ballyhooed beat-up pickup truck he used during his last campaign was initially purchased to haul a horse that belonged to one of his two daughters.</w:t>
         <w:br/>
+        <w:t>Because he has received large amounts of Wall Street money, he'll be tagged a Wall Street puppet. But he voted for the Dodd-Frank financial reforms that most Republicans opposed, breaking party ranks.</w:t>
         <w:br/>
-        <w:t>Directed by Bradley Beesley; edited by JoLynn Garnes; music by the Flaming Lips; produced by Rick Fuller; released by Shout! Factory. At the Two Boots Pioneer Theater, 155 East Third Street, at Avenue A, East Village. Running time: 100 minutes. This film is not rated.</w:t>
+        <w:t>He also broke them to vote for the repeal of ''don't ask, don't tell''; openly discussed his past sexual abuse by a male camp counselor; and is married to a TV journalist who never stopped working.</w:t>
         <w:br/>
+        <w:t>None of that conforms to the troglodyte image summoned by opponents who were offended (justly) by his seeming put-down of Warren's looks.</w:t>
         <w:br/>
-        <w:t>WITH: The Flaming Lips (Wayne Coyne, Steven Drozd and Michael Ivins).</w:t>
+        <w:t>I say seeming because his gibe, like hers, may have been little more than a throwaway line, though nothing gets thrown away anymore, and candidates are no more permitted instances of carelessness than they are nuances, layers, contradictions: humanity. Campaigns turn them into caricatures, and often hinge on how flatteringly they can be dressed or unflatteringly dressed down.</w:t>
         <w:br/>
+        <w:t>So I thought it might be nice, before that befalls Warren and Brown, to look at both of them outside of those clothes.</w:t>
         <w:br/>
         <w:br/>
         <w:t>http://www.nytimes.com</w:t>
@@ -87,7 +92,7 @@
         <w:br/>
         <w:t xml:space="preserve"> </w:t>
         <w:br/>
-        <w:t>Photo: An early version of the Flaming Lips, subject of ''The Fearless Freaks.'' (Photo by Shout! Factory)</w:t>
+        <w:t>DRAWING (DRAWING BY BEN WISEMAN)</w:t>
       </w:r>
     </w:p>
     <w:sectPr>
